--- a/Felhasználói dokumentáció.docx
+++ b/Felhasználói dokumentáció.docx
@@ -167,6 +167,9 @@
         <w:t xml:space="preserve"> 1</w:t>
       </w:r>
       <w:r>
+        <w:t>5</w:t>
+      </w:r>
+      <w:r>
         <w:t xml:space="preserve"> M</w:t>
       </w:r>
       <w:r>
@@ -210,6 +213,24 @@
       </w:pPr>
       <w:r>
         <w:t>Memória: 8 MB</w:t>
+      </w:r>
+    </w:p>
+    <w:p>
+      <w:pPr>
+        <w:pStyle w:val="ListParagraph"/>
+        <w:numPr>
+          <w:ilvl w:val="3"/>
+          <w:numId w:val="1"/>
+        </w:numPr>
+      </w:pPr>
+      <w:r>
+        <w:t>Tárhely</w:t>
+      </w:r>
+      <w:r>
+        <w:rPr>
+          <w:lang w:val="en-GB"/>
+        </w:rPr>
+        <w:t>: 20 MB</w:t>
       </w:r>
     </w:p>
     <w:p>
@@ -688,10 +709,14 @@
         </w:numPr>
       </w:pPr>
       <w:r>
+        <w:lastRenderedPageBreak/>
         <w:t xml:space="preserve">Bal kattintás hatására az egér alatt található gomb megjeleníti a környezetében lévő (8 gomb) </w:t>
       </w:r>
       <w:r>
-        <w:t>aknák mennyiségét. (0 és 8 közötti szám.</w:t>
+        <w:t>aknák mennyiségét (0 és 8 közötti szám</w:t>
+      </w:r>
+      <w:r>
+        <w:t>).</w:t>
       </w:r>
     </w:p>
     <w:p>
@@ -707,9 +732,8 @@
           <w:noProof/>
           <w:lang w:val="en-GB"/>
         </w:rPr>
-        <w:lastRenderedPageBreak/>
         <w:drawing>
-          <wp:anchor distT="0" distB="0" distL="114300" distR="114300" simplePos="0" relativeHeight="251660288" behindDoc="0" locked="0" layoutInCell="1" allowOverlap="1" wp14:anchorId="74EC22AC" wp14:editId="7C493902">
+          <wp:anchor distT="0" distB="0" distL="114300" distR="114300" simplePos="0" relativeHeight="251660288" behindDoc="0" locked="0" layoutInCell="1" allowOverlap="1" wp14:anchorId="74EC22AC" wp14:editId="5F2BC062">
             <wp:simplePos x="0" y="0"/>
             <wp:positionH relativeFrom="column">
               <wp:posOffset>3153410</wp:posOffset>
@@ -868,17 +892,14 @@
         </w:numPr>
       </w:pPr>
       <w:r>
-        <w:t>Nem, a program nem tartalmaz semmilyen vírus. Ezt azért észlelheti, mert a Microsoft fel nem ismert forrásból származik a program.</w:t>
-      </w:r>
-    </w:p>
-    <w:p>
-      <w:pPr>
-        <w:pStyle w:val="ListParagraph"/>
-        <w:numPr>
-          <w:ilvl w:val="1"/>
-          <w:numId w:val="1"/>
-        </w:numPr>
-      </w:pPr>
+        <w:t>Nem, a program nem tartalmaz semmilyen vírus. Ezt azért észlelheti, mert a Microsoft</w:t>
+      </w:r>
+      <w:r>
+        <w:t xml:space="preserve"> által</w:t>
+      </w:r>
+      <w:r>
+        <w:t xml:space="preserve"> fel nem ismert forrásból származik a program.</w:t>
+      </w:r>
     </w:p>
     <w:p>
       <w:pPr>

--- a/Felhasználói dokumentáció.docx
+++ b/Felhasználói dokumentáció.docx
@@ -1,6 +1,6 @@
 
 <file path=word/document.xml><?xml version="1.0" encoding="utf-8"?>
-<w:document xmlns:wpc="http://schemas.microsoft.com/office/word/2010/wordprocessingCanvas" xmlns:cx="http://schemas.microsoft.com/office/drawing/2014/chartex" xmlns:cx1="http://schemas.microsoft.com/office/drawing/2015/9/8/chartex" xmlns:cx2="http://schemas.microsoft.com/office/drawing/2015/10/21/chartex" xmlns:cx3="http://schemas.microsoft.com/office/drawing/2016/5/9/chartex" xmlns:cx4="http://schemas.microsoft.com/office/drawing/2016/5/10/chartex" xmlns:cx5="http://schemas.microsoft.com/office/drawing/2016/5/11/chartex" xmlns:cx6="http://schemas.microsoft.com/office/drawing/2016/5/12/chartex" xmlns:cx7="http://schemas.microsoft.com/office/drawing/2016/5/13/chartex" xmlns:cx8="http://schemas.microsoft.com/office/drawing/2016/5/14/chartex" xmlns:mc="http://schemas.openxmlformats.org/markup-compatibility/2006" xmlns:aink="http://schemas.microsoft.com/office/drawing/2016/ink" xmlns:am3d="http://schemas.microsoft.com/office/drawing/2017/model3d" xmlns:o="urn:schemas-microsoft-com:office:office" xmlns:oel="http://schemas.microsoft.com/office/2019/extlst" xmlns:r="http://schemas.openxmlformats.org/officeDocument/2006/relationships" xmlns:m="http://schemas.openxmlformats.org/officeDocument/2006/math" xmlns:v="urn:schemas-microsoft-com:vml" xmlns:wp14="http://schemas.microsoft.com/office/word/2010/wordprocessingDrawing" xmlns:wp="http://schemas.openxmlformats.org/drawingml/2006/wordprocessingDrawing" xmlns:w10="urn:schemas-microsoft-com:office:word" xmlns:w="http://schemas.openxmlformats.org/wordprocessingml/2006/main" xmlns:w14="http://schemas.microsoft.com/office/word/2010/wordml" xmlns:w15="http://schemas.microsoft.com/office/word/2012/wordml" xmlns:w16cex="http://schemas.microsoft.com/office/word/2018/wordml/cex" xmlns:w16cid="http://schemas.microsoft.com/office/word/2016/wordml/cid" xmlns:w16="http://schemas.microsoft.com/office/word/2018/wordml" xmlns:w16du="http://schemas.microsoft.com/office/word/2023/wordml/word16du" xmlns:w16sdtdh="http://schemas.microsoft.com/office/word/2020/wordml/sdtdatahash" xmlns:w16sdtfl="http://schemas.microsoft.com/office/word/2024/wordml/sdtformatlock" xmlns:w16se="http://schemas.microsoft.com/office/word/2015/wordml/symex" xmlns:wpg="http://schemas.microsoft.com/office/word/2010/wordprocessingGroup" xmlns:wpi="http://schemas.microsoft.com/office/word/2010/wordprocessingInk" xmlns:wne="http://schemas.microsoft.com/office/word/2006/wordml" xmlns:wps="http://schemas.microsoft.com/office/word/2010/wordprocessingShape" mc:Ignorable="w14 w15 w16se w16cid w16 w16cex w16sdtdh w16sdtfl w16du wp14">
+<w:document xmlns:wpc="http://schemas.microsoft.com/office/word/2010/wordprocessingCanvas" xmlns:cx="http://schemas.microsoft.com/office/drawing/2014/chartex" xmlns:cx1="http://schemas.microsoft.com/office/drawing/2015/9/8/chartex" xmlns:cx2="http://schemas.microsoft.com/office/drawing/2015/10/21/chartex" xmlns:cx3="http://schemas.microsoft.com/office/drawing/2016/5/9/chartex" xmlns:cx4="http://schemas.microsoft.com/office/drawing/2016/5/10/chartex" xmlns:cx5="http://schemas.microsoft.com/office/drawing/2016/5/11/chartex" xmlns:cx6="http://schemas.microsoft.com/office/drawing/2016/5/12/chartex" xmlns:cx7="http://schemas.microsoft.com/office/drawing/2016/5/13/chartex" xmlns:cx8="http://schemas.microsoft.com/office/drawing/2016/5/14/chartex" xmlns:mc="http://schemas.openxmlformats.org/markup-compatibility/2006" xmlns:aink="http://schemas.microsoft.com/office/drawing/2016/ink" xmlns:am3d="http://schemas.microsoft.com/office/drawing/2017/model3d" xmlns:o="urn:schemas-microsoft-com:office:office" xmlns:r="http://schemas.openxmlformats.org/officeDocument/2006/relationships" xmlns:m="http://schemas.openxmlformats.org/officeDocument/2006/math" xmlns:v="urn:schemas-microsoft-com:vml" xmlns:wp14="http://schemas.microsoft.com/office/word/2010/wordprocessingDrawing" xmlns:wp="http://schemas.openxmlformats.org/drawingml/2006/wordprocessingDrawing" xmlns:w10="urn:schemas-microsoft-com:office:word" xmlns:w="http://schemas.openxmlformats.org/wordprocessingml/2006/main" xmlns:w14="http://schemas.microsoft.com/office/word/2010/wordml" xmlns:w15="http://schemas.microsoft.com/office/word/2012/wordml" xmlns:w16cex="http://schemas.microsoft.com/office/word/2018/wordml/cex" xmlns:w16cid="http://schemas.microsoft.com/office/word/2016/wordml/cid" xmlns:w16="http://schemas.microsoft.com/office/word/2018/wordml" xmlns:w16sdtdh="http://schemas.microsoft.com/office/word/2020/wordml/sdtdatahash" xmlns:w16se="http://schemas.microsoft.com/office/word/2015/wordml/symex" xmlns:wpg="http://schemas.microsoft.com/office/word/2010/wordprocessingGroup" xmlns:wpi="http://schemas.microsoft.com/office/word/2010/wordprocessingInk" xmlns:wne="http://schemas.microsoft.com/office/word/2006/wordml" xmlns:wps="http://schemas.microsoft.com/office/word/2010/wordprocessingShape" mc:Ignorable="w14 w15 w16se w16cid w16 w16cex w16sdtdh wp14">
   <w:body>
     <w:p/>
     <w:p/>
@@ -10,7 +10,7 @@
     <w:p/>
     <w:p>
       <w:pPr>
-        <w:pStyle w:val="Title"/>
+        <w:pStyle w:val="Cm"/>
       </w:pPr>
       <w:r>
         <w:t>Felhasználói dokumentáció</w:t>
@@ -24,7 +24,7 @@
     </w:p>
     <w:p>
       <w:pPr>
-        <w:pStyle w:val="ListParagraph"/>
+        <w:pStyle w:val="Listaszerbekezds"/>
         <w:numPr>
           <w:ilvl w:val="0"/>
           <w:numId w:val="1"/>
@@ -37,7 +37,7 @@
     </w:p>
     <w:p>
       <w:pPr>
-        <w:pStyle w:val="ListParagraph"/>
+        <w:pStyle w:val="Listaszerbekezds"/>
         <w:numPr>
           <w:ilvl w:val="1"/>
           <w:numId w:val="1"/>
@@ -55,7 +55,7 @@
     </w:p>
     <w:p>
       <w:pPr>
-        <w:pStyle w:val="ListParagraph"/>
+        <w:pStyle w:val="Listaszerbekezds"/>
         <w:numPr>
           <w:ilvl w:val="1"/>
           <w:numId w:val="1"/>
@@ -67,7 +67,7 @@
     </w:p>
     <w:p>
       <w:pPr>
-        <w:pStyle w:val="ListParagraph"/>
+        <w:pStyle w:val="Listaszerbekezds"/>
         <w:numPr>
           <w:ilvl w:val="2"/>
           <w:numId w:val="1"/>
@@ -79,7 +79,7 @@
     </w:p>
     <w:p>
       <w:pPr>
-        <w:pStyle w:val="ListParagraph"/>
+        <w:pStyle w:val="Listaszerbekezds"/>
         <w:numPr>
           <w:ilvl w:val="3"/>
           <w:numId w:val="1"/>
@@ -109,7 +109,7 @@
     </w:p>
     <w:p>
       <w:pPr>
-        <w:pStyle w:val="ListParagraph"/>
+        <w:pStyle w:val="Listaszerbekezds"/>
         <w:numPr>
           <w:ilvl w:val="3"/>
           <w:numId w:val="1"/>
@@ -124,7 +124,7 @@
     </w:p>
     <w:p>
       <w:pPr>
-        <w:pStyle w:val="ListParagraph"/>
+        <w:pStyle w:val="Listaszerbekezds"/>
         <w:numPr>
           <w:ilvl w:val="3"/>
           <w:numId w:val="1"/>
@@ -142,7 +142,7 @@
     </w:p>
     <w:p>
       <w:pPr>
-        <w:pStyle w:val="ListParagraph"/>
+        <w:pStyle w:val="Listaszerbekezds"/>
         <w:numPr>
           <w:ilvl w:val="3"/>
           <w:numId w:val="1"/>
@@ -154,7 +154,7 @@
     </w:p>
     <w:p>
       <w:pPr>
-        <w:pStyle w:val="ListParagraph"/>
+        <w:pStyle w:val="Listaszerbekezds"/>
         <w:numPr>
           <w:ilvl w:val="3"/>
           <w:numId w:val="1"/>
@@ -178,7 +178,7 @@
     </w:p>
     <w:p>
       <w:pPr>
-        <w:pStyle w:val="ListParagraph"/>
+        <w:pStyle w:val="Listaszerbekezds"/>
         <w:numPr>
           <w:ilvl w:val="3"/>
           <w:numId w:val="1"/>
@@ -193,7 +193,7 @@
     </w:p>
     <w:p>
       <w:pPr>
-        <w:pStyle w:val="ListParagraph"/>
+        <w:pStyle w:val="Listaszerbekezds"/>
         <w:numPr>
           <w:ilvl w:val="2"/>
           <w:numId w:val="1"/>
@@ -205,7 +205,7 @@
     </w:p>
     <w:p>
       <w:pPr>
-        <w:pStyle w:val="ListParagraph"/>
+        <w:pStyle w:val="Listaszerbekezds"/>
         <w:numPr>
           <w:ilvl w:val="3"/>
           <w:numId w:val="1"/>
@@ -217,7 +217,7 @@
     </w:p>
     <w:p>
       <w:pPr>
-        <w:pStyle w:val="ListParagraph"/>
+        <w:pStyle w:val="Listaszerbekezds"/>
         <w:numPr>
           <w:ilvl w:val="3"/>
           <w:numId w:val="1"/>
@@ -235,7 +235,7 @@
     </w:p>
     <w:p>
       <w:pPr>
-        <w:pStyle w:val="ListParagraph"/>
+        <w:pStyle w:val="Listaszerbekezds"/>
         <w:numPr>
           <w:ilvl w:val="0"/>
           <w:numId w:val="1"/>
@@ -247,7 +247,7 @@
     </w:p>
     <w:p>
       <w:pPr>
-        <w:pStyle w:val="ListParagraph"/>
+        <w:pStyle w:val="Listaszerbekezds"/>
         <w:numPr>
           <w:ilvl w:val="1"/>
           <w:numId w:val="1"/>
@@ -265,7 +265,7 @@
     </w:p>
     <w:p>
       <w:pPr>
-        <w:pStyle w:val="ListParagraph"/>
+        <w:pStyle w:val="Listaszerbekezds"/>
         <w:numPr>
           <w:ilvl w:val="1"/>
           <w:numId w:val="1"/>
@@ -280,7 +280,7 @@
     </w:p>
     <w:p>
       <w:pPr>
-        <w:pStyle w:val="ListParagraph"/>
+        <w:pStyle w:val="Listaszerbekezds"/>
         <w:numPr>
           <w:ilvl w:val="1"/>
           <w:numId w:val="1"/>
@@ -292,7 +292,7 @@
     </w:p>
     <w:p>
       <w:pPr>
-        <w:pStyle w:val="ListParagraph"/>
+        <w:pStyle w:val="Listaszerbekezds"/>
         <w:numPr>
           <w:ilvl w:val="1"/>
           <w:numId w:val="1"/>
@@ -304,7 +304,7 @@
     </w:p>
     <w:p>
       <w:pPr>
-        <w:pStyle w:val="ListParagraph"/>
+        <w:pStyle w:val="Listaszerbekezds"/>
         <w:numPr>
           <w:ilvl w:val="0"/>
           <w:numId w:val="1"/>
@@ -316,7 +316,7 @@
     </w:p>
     <w:p>
       <w:pPr>
-        <w:pStyle w:val="ListParagraph"/>
+        <w:pStyle w:val="Listaszerbekezds"/>
         <w:numPr>
           <w:ilvl w:val="1"/>
           <w:numId w:val="1"/>
@@ -328,7 +328,7 @@
     </w:p>
     <w:p>
       <w:pPr>
-        <w:pStyle w:val="ListParagraph"/>
+        <w:pStyle w:val="Listaszerbekezds"/>
         <w:numPr>
           <w:ilvl w:val="2"/>
           <w:numId w:val="1"/>
@@ -340,7 +340,7 @@
     </w:p>
     <w:p>
       <w:pPr>
-        <w:pStyle w:val="ListParagraph"/>
+        <w:pStyle w:val="Listaszerbekezds"/>
         <w:numPr>
           <w:ilvl w:val="3"/>
           <w:numId w:val="1"/>
@@ -428,7 +428,7 @@
     </w:p>
     <w:p>
       <w:pPr>
-        <w:pStyle w:val="ListParagraph"/>
+        <w:pStyle w:val="Listaszerbekezds"/>
         <w:numPr>
           <w:ilvl w:val="3"/>
           <w:numId w:val="1"/>
@@ -449,7 +449,7 @@
     </w:p>
     <w:p>
       <w:pPr>
-        <w:pStyle w:val="ListParagraph"/>
+        <w:pStyle w:val="Listaszerbekezds"/>
         <w:numPr>
           <w:ilvl w:val="3"/>
           <w:numId w:val="1"/>
@@ -479,7 +479,7 @@
     </w:p>
     <w:p>
       <w:pPr>
-        <w:pStyle w:val="ListParagraph"/>
+        <w:pStyle w:val="Listaszerbekezds"/>
         <w:numPr>
           <w:ilvl w:val="3"/>
           <w:numId w:val="1"/>
@@ -494,7 +494,7 @@
     </w:p>
     <w:p>
       <w:pPr>
-        <w:pStyle w:val="ListParagraph"/>
+        <w:pStyle w:val="Listaszerbekezds"/>
         <w:numPr>
           <w:ilvl w:val="2"/>
           <w:numId w:val="1"/>
@@ -506,7 +506,7 @@
     </w:p>
     <w:p>
       <w:pPr>
-        <w:pStyle w:val="ListParagraph"/>
+        <w:pStyle w:val="Listaszerbekezds"/>
         <w:numPr>
           <w:ilvl w:val="3"/>
           <w:numId w:val="1"/>
@@ -521,7 +521,7 @@
     </w:p>
     <w:p>
       <w:pPr>
-        <w:pStyle w:val="ListParagraph"/>
+        <w:pStyle w:val="Listaszerbekezds"/>
         <w:numPr>
           <w:ilvl w:val="3"/>
           <w:numId w:val="1"/>
@@ -609,7 +609,7 @@
     </w:p>
     <w:p>
       <w:pPr>
-        <w:pStyle w:val="ListParagraph"/>
+        <w:pStyle w:val="Listaszerbekezds"/>
         <w:numPr>
           <w:ilvl w:val="3"/>
           <w:numId w:val="1"/>
@@ -621,7 +621,7 @@
     </w:p>
     <w:p>
       <w:pPr>
-        <w:pStyle w:val="ListParagraph"/>
+        <w:pStyle w:val="Listaszerbekezds"/>
         <w:numPr>
           <w:ilvl w:val="3"/>
           <w:numId w:val="1"/>
@@ -639,7 +639,7 @@
     </w:p>
     <w:p>
       <w:pPr>
-        <w:pStyle w:val="ListParagraph"/>
+        <w:pStyle w:val="Listaszerbekezds"/>
         <w:numPr>
           <w:ilvl w:val="3"/>
           <w:numId w:val="1"/>
@@ -657,7 +657,7 @@
     </w:p>
     <w:p>
       <w:pPr>
-        <w:pStyle w:val="ListParagraph"/>
+        <w:pStyle w:val="Listaszerbekezds"/>
         <w:numPr>
           <w:ilvl w:val="1"/>
           <w:numId w:val="1"/>
@@ -669,7 +669,7 @@
     </w:p>
     <w:p>
       <w:pPr>
-        <w:pStyle w:val="ListParagraph"/>
+        <w:pStyle w:val="Listaszerbekezds"/>
         <w:numPr>
           <w:ilvl w:val="2"/>
           <w:numId w:val="1"/>
@@ -687,7 +687,7 @@
     </w:p>
     <w:p>
       <w:pPr>
-        <w:pStyle w:val="ListParagraph"/>
+        <w:pStyle w:val="Listaszerbekezds"/>
         <w:numPr>
           <w:ilvl w:val="2"/>
           <w:numId w:val="1"/>
@@ -702,7 +702,7 @@
     </w:p>
     <w:p>
       <w:pPr>
-        <w:pStyle w:val="ListParagraph"/>
+        <w:pStyle w:val="Listaszerbekezds"/>
         <w:numPr>
           <w:ilvl w:val="2"/>
           <w:numId w:val="1"/>
@@ -721,7 +721,7 @@
     </w:p>
     <w:p>
       <w:pPr>
-        <w:pStyle w:val="ListParagraph"/>
+        <w:pStyle w:val="Listaszerbekezds"/>
         <w:numPr>
           <w:ilvl w:val="3"/>
           <w:numId w:val="1"/>
@@ -801,7 +801,7 @@
     </w:p>
     <w:p>
       <w:pPr>
-        <w:pStyle w:val="ListParagraph"/>
+        <w:pStyle w:val="Listaszerbekezds"/>
         <w:numPr>
           <w:ilvl w:val="3"/>
           <w:numId w:val="1"/>
@@ -816,7 +816,7 @@
     </w:p>
     <w:p>
       <w:pPr>
-        <w:pStyle w:val="ListParagraph"/>
+        <w:pStyle w:val="Listaszerbekezds"/>
         <w:numPr>
           <w:ilvl w:val="2"/>
           <w:numId w:val="1"/>
@@ -831,7 +831,7 @@
     </w:p>
     <w:p>
       <w:pPr>
-        <w:pStyle w:val="ListParagraph"/>
+        <w:pStyle w:val="Listaszerbekezds"/>
         <w:numPr>
           <w:ilvl w:val="3"/>
           <w:numId w:val="1"/>
@@ -846,7 +846,7 @@
     </w:p>
     <w:p>
       <w:pPr>
-        <w:pStyle w:val="ListParagraph"/>
+        <w:pStyle w:val="Listaszerbekezds"/>
         <w:numPr>
           <w:ilvl w:val="2"/>
           <w:numId w:val="1"/>
@@ -861,7 +861,7 @@
     </w:p>
     <w:p>
       <w:pPr>
-        <w:pStyle w:val="ListParagraph"/>
+        <w:pStyle w:val="Listaszerbekezds"/>
         <w:numPr>
           <w:ilvl w:val="0"/>
           <w:numId w:val="1"/>
@@ -873,7 +873,7 @@
     </w:p>
     <w:p>
       <w:pPr>
-        <w:pStyle w:val="ListParagraph"/>
+        <w:pStyle w:val="Listaszerbekezds"/>
         <w:numPr>
           <w:ilvl w:val="1"/>
           <w:numId w:val="1"/>
@@ -885,7 +885,7 @@
     </w:p>
     <w:p>
       <w:pPr>
-        <w:pStyle w:val="ListParagraph"/>
+        <w:pStyle w:val="Listaszerbekezds"/>
         <w:numPr>
           <w:ilvl w:val="2"/>
           <w:numId w:val="1"/>
@@ -903,7 +903,34 @@
     </w:p>
     <w:p>
       <w:pPr>
-        <w:pStyle w:val="ListParagraph"/>
+        <w:pStyle w:val="Listaszerbekezds"/>
+        <w:numPr>
+          <w:ilvl w:val="1"/>
+          <w:numId w:val="1"/>
+        </w:numPr>
+      </w:pPr>
+      <w:r>
+        <w:t xml:space="preserve">Miért </w:t>
+      </w:r>
+      <w:r>
+        <w:t>záródik be ilyen lassan az alkalmazás az ablak jobb felső sarkában lévő „X” megnyomása után?</w:t>
+      </w:r>
+    </w:p>
+    <w:p>
+      <w:pPr>
+        <w:pStyle w:val="Listaszerbekezds"/>
+        <w:numPr>
+          <w:ilvl w:val="2"/>
+          <w:numId w:val="1"/>
+        </w:numPr>
+      </w:pPr>
+      <w:r>
+        <w:t>Ez sajnos a Python hibája, mely a programnyelv, amelyben a játék írva lett.</w:t>
+      </w:r>
+    </w:p>
+    <w:p>
+      <w:pPr>
+        <w:pStyle w:val="Listaszerbekezds"/>
         <w:numPr>
           <w:ilvl w:val="0"/>
           <w:numId w:val="1"/>
@@ -915,7 +942,7 @@
     </w:p>
     <w:p>
       <w:pPr>
-        <w:pStyle w:val="ListParagraph"/>
+        <w:pStyle w:val="Listaszerbekezds"/>
         <w:numPr>
           <w:ilvl w:val="1"/>
           <w:numId w:val="1"/>
@@ -927,7 +954,7 @@
     </w:p>
     <w:p>
       <w:pPr>
-        <w:pStyle w:val="ListParagraph"/>
+        <w:pStyle w:val="Listaszerbekezds"/>
         <w:numPr>
           <w:ilvl w:val="0"/>
           <w:numId w:val="1"/>
@@ -939,7 +966,7 @@
     </w:p>
     <w:p>
       <w:pPr>
-        <w:pStyle w:val="ListParagraph"/>
+        <w:pStyle w:val="Listaszerbekezds"/>
         <w:numPr>
           <w:ilvl w:val="1"/>
           <w:numId w:val="1"/>
@@ -951,7 +978,7 @@
       <w:hyperlink r:id="rId8" w:history="1">
         <w:r>
           <w:rPr>
-            <w:rStyle w:val="Hyperlink"/>
+            <w:rStyle w:val="Hiperhivatkozs"/>
             <w:i/>
             <w:iCs/>
           </w:rPr>
@@ -973,7 +1000,7 @@
 </file>
 
 <file path=word/numbering.xml><?xml version="1.0" encoding="utf-8"?>
-<w:numbering xmlns:wpc="http://schemas.microsoft.com/office/word/2010/wordprocessingCanvas" xmlns:cx="http://schemas.microsoft.com/office/drawing/2014/chartex" xmlns:cx1="http://schemas.microsoft.com/office/drawing/2015/9/8/chartex" xmlns:cx2="http://schemas.microsoft.com/office/drawing/2015/10/21/chartex" xmlns:cx3="http://schemas.microsoft.com/office/drawing/2016/5/9/chartex" xmlns:cx4="http://schemas.microsoft.com/office/drawing/2016/5/10/chartex" xmlns:cx5="http://schemas.microsoft.com/office/drawing/2016/5/11/chartex" xmlns:cx6="http://schemas.microsoft.com/office/drawing/2016/5/12/chartex" xmlns:cx7="http://schemas.microsoft.com/office/drawing/2016/5/13/chartex" xmlns:cx8="http://schemas.microsoft.com/office/drawing/2016/5/14/chartex" xmlns:mc="http://schemas.openxmlformats.org/markup-compatibility/2006" xmlns:aink="http://schemas.microsoft.com/office/drawing/2016/ink" xmlns:am3d="http://schemas.microsoft.com/office/drawing/2017/model3d" xmlns:o="urn:schemas-microsoft-com:office:office" xmlns:oel="http://schemas.microsoft.com/office/2019/extlst" xmlns:r="http://schemas.openxmlformats.org/officeDocument/2006/relationships" xmlns:m="http://schemas.openxmlformats.org/officeDocument/2006/math" xmlns:v="urn:schemas-microsoft-com:vml" xmlns:wp14="http://schemas.microsoft.com/office/word/2010/wordprocessingDrawing" xmlns:wp="http://schemas.openxmlformats.org/drawingml/2006/wordprocessingDrawing" xmlns:w10="urn:schemas-microsoft-com:office:word" xmlns:w="http://schemas.openxmlformats.org/wordprocessingml/2006/main" xmlns:w14="http://schemas.microsoft.com/office/word/2010/wordml" xmlns:w15="http://schemas.microsoft.com/office/word/2012/wordml" xmlns:w16cex="http://schemas.microsoft.com/office/word/2018/wordml/cex" xmlns:w16cid="http://schemas.microsoft.com/office/word/2016/wordml/cid" xmlns:w16="http://schemas.microsoft.com/office/word/2018/wordml" xmlns:w16du="http://schemas.microsoft.com/office/word/2023/wordml/word16du" xmlns:w16sdtdh="http://schemas.microsoft.com/office/word/2020/wordml/sdtdatahash" xmlns:w16sdtfl="http://schemas.microsoft.com/office/word/2024/wordml/sdtformatlock" xmlns:w16se="http://schemas.microsoft.com/office/word/2015/wordml/symex" xmlns:wpg="http://schemas.microsoft.com/office/word/2010/wordprocessingGroup" xmlns:wpi="http://schemas.microsoft.com/office/word/2010/wordprocessingInk" xmlns:wne="http://schemas.microsoft.com/office/word/2006/wordml" xmlns:wps="http://schemas.microsoft.com/office/word/2010/wordprocessingShape" mc:Ignorable="w14 w15 w16se w16cid w16 w16cex w16sdtdh w16sdtfl w16du wp14">
+<w:numbering xmlns:wpc="http://schemas.microsoft.com/office/word/2010/wordprocessingCanvas" xmlns:cx="http://schemas.microsoft.com/office/drawing/2014/chartex" xmlns:cx1="http://schemas.microsoft.com/office/drawing/2015/9/8/chartex" xmlns:cx2="http://schemas.microsoft.com/office/drawing/2015/10/21/chartex" xmlns:cx3="http://schemas.microsoft.com/office/drawing/2016/5/9/chartex" xmlns:cx4="http://schemas.microsoft.com/office/drawing/2016/5/10/chartex" xmlns:cx5="http://schemas.microsoft.com/office/drawing/2016/5/11/chartex" xmlns:cx6="http://schemas.microsoft.com/office/drawing/2016/5/12/chartex" xmlns:cx7="http://schemas.microsoft.com/office/drawing/2016/5/13/chartex" xmlns:cx8="http://schemas.microsoft.com/office/drawing/2016/5/14/chartex" xmlns:mc="http://schemas.openxmlformats.org/markup-compatibility/2006" xmlns:aink="http://schemas.microsoft.com/office/drawing/2016/ink" xmlns:am3d="http://schemas.microsoft.com/office/drawing/2017/model3d" xmlns:o="urn:schemas-microsoft-com:office:office" xmlns:r="http://schemas.openxmlformats.org/officeDocument/2006/relationships" xmlns:m="http://schemas.openxmlformats.org/officeDocument/2006/math" xmlns:v="urn:schemas-microsoft-com:vml" xmlns:wp14="http://schemas.microsoft.com/office/word/2010/wordprocessingDrawing" xmlns:wp="http://schemas.openxmlformats.org/drawingml/2006/wordprocessingDrawing" xmlns:w10="urn:schemas-microsoft-com:office:word" xmlns:w="http://schemas.openxmlformats.org/wordprocessingml/2006/main" xmlns:w14="http://schemas.microsoft.com/office/word/2010/wordml" xmlns:w15="http://schemas.microsoft.com/office/word/2012/wordml" xmlns:w16cex="http://schemas.microsoft.com/office/word/2018/wordml/cex" xmlns:w16cid="http://schemas.microsoft.com/office/word/2016/wordml/cid" xmlns:w16="http://schemas.microsoft.com/office/word/2018/wordml" xmlns:w16sdtdh="http://schemas.microsoft.com/office/word/2020/wordml/sdtdatahash" xmlns:w16se="http://schemas.microsoft.com/office/word/2015/wordml/symex" xmlns:wpg="http://schemas.microsoft.com/office/word/2010/wordprocessingGroup" xmlns:wpi="http://schemas.microsoft.com/office/word/2010/wordprocessingInk" xmlns:wne="http://schemas.microsoft.com/office/word/2006/wordml" xmlns:wps="http://schemas.microsoft.com/office/word/2010/wordprocessingShape" mc:Ignorable="w14 w15 w16se w16cid w16 w16cex w16sdtdh wp14">
   <w:abstractNum w:abstractNumId="0" w15:restartNumberingAfterBreak="0">
     <w:nsid w:val="062149F6"/>
     <w:multiLevelType w:val="multilevel"/>
@@ -1060,14 +1087,14 @@
       </w:pPr>
     </w:lvl>
   </w:abstractNum>
-  <w:num w:numId="1" w16cid:durableId="61103181">
+  <w:num w:numId="1">
     <w:abstractNumId w:val="0"/>
   </w:num>
 </w:numbering>
 </file>
 
 <file path=word/styles.xml><?xml version="1.0" encoding="utf-8"?>
-<w:styles xmlns:mc="http://schemas.openxmlformats.org/markup-compatibility/2006" xmlns:r="http://schemas.openxmlformats.org/officeDocument/2006/relationships" xmlns:w="http://schemas.openxmlformats.org/wordprocessingml/2006/main" xmlns:w14="http://schemas.microsoft.com/office/word/2010/wordml" xmlns:w15="http://schemas.microsoft.com/office/word/2012/wordml" xmlns:w16cex="http://schemas.microsoft.com/office/word/2018/wordml/cex" xmlns:w16cid="http://schemas.microsoft.com/office/word/2016/wordml/cid" xmlns:w16="http://schemas.microsoft.com/office/word/2018/wordml" xmlns:w16du="http://schemas.microsoft.com/office/word/2023/wordml/word16du" xmlns:w16sdtdh="http://schemas.microsoft.com/office/word/2020/wordml/sdtdatahash" xmlns:w16sdtfl="http://schemas.microsoft.com/office/word/2024/wordml/sdtformatlock" xmlns:w16se="http://schemas.microsoft.com/office/word/2015/wordml/symex" mc:Ignorable="w14 w15 w16se w16cid w16 w16cex w16sdtdh w16sdtfl w16du">
+<w:styles xmlns:mc="http://schemas.openxmlformats.org/markup-compatibility/2006" xmlns:r="http://schemas.openxmlformats.org/officeDocument/2006/relationships" xmlns:w="http://schemas.openxmlformats.org/wordprocessingml/2006/main" xmlns:w14="http://schemas.microsoft.com/office/word/2010/wordml" xmlns:w15="http://schemas.microsoft.com/office/word/2012/wordml" xmlns:w16cex="http://schemas.microsoft.com/office/word/2018/wordml/cex" xmlns:w16cid="http://schemas.microsoft.com/office/word/2016/wordml/cid" xmlns:w16="http://schemas.microsoft.com/office/word/2018/wordml" xmlns:w16sdtdh="http://schemas.microsoft.com/office/word/2020/wordml/sdtdatahash" xmlns:w16se="http://schemas.microsoft.com/office/word/2015/wordml/symex" mc:Ignorable="w14 w15 w16se w16cid w16 w16cex w16sdtdh">
   <w:docDefaults>
     <w:rPrDefault>
       <w:rPr>
@@ -1461,7 +1488,7 @@
     <w:lsdException w:name="Unresolved Mention" w:semiHidden="1" w:unhideWhenUsed="1"/>
     <w:lsdException w:name="Smart Link" w:semiHidden="1" w:unhideWhenUsed="1"/>
   </w:latentStyles>
-  <w:style w:type="paragraph" w:default="1" w:styleId="Normal">
+  <w:style w:type="paragraph" w:default="1" w:styleId="Norml">
     <w:name w:val="Normal"/>
     <w:qFormat/>
     <w:rsid w:val="00A005C8"/>
@@ -1473,13 +1500,13 @@
       <w:sz w:val="24"/>
     </w:rPr>
   </w:style>
-  <w:style w:type="character" w:default="1" w:styleId="DefaultParagraphFont">
+  <w:style w:type="character" w:default="1" w:styleId="Bekezdsalapbettpusa">
     <w:name w:val="Default Paragraph Font"/>
     <w:uiPriority w:val="1"/>
     <w:semiHidden/>
     <w:unhideWhenUsed/>
   </w:style>
-  <w:style w:type="table" w:default="1" w:styleId="TableNormal">
+  <w:style w:type="table" w:default="1" w:styleId="Normltblzat">
     <w:name w:val="Normal Table"/>
     <w:uiPriority w:val="99"/>
     <w:semiHidden/>
@@ -1494,17 +1521,17 @@
       </w:tblCellMar>
     </w:tblPr>
   </w:style>
-  <w:style w:type="numbering" w:default="1" w:styleId="NoList">
+  <w:style w:type="numbering" w:default="1" w:styleId="Nemlista">
     <w:name w:val="No List"/>
     <w:uiPriority w:val="99"/>
     <w:semiHidden/>
     <w:unhideWhenUsed/>
   </w:style>
-  <w:style w:type="paragraph" w:styleId="Title">
+  <w:style w:type="paragraph" w:styleId="Cm">
     <w:name w:val="Title"/>
-    <w:basedOn w:val="Normal"/>
-    <w:next w:val="Normal"/>
-    <w:link w:val="TitleChar"/>
+    <w:basedOn w:val="Norml"/>
+    <w:next w:val="Norml"/>
+    <w:link w:val="CmChar"/>
     <w:uiPriority w:val="10"/>
     <w:qFormat/>
     <w:rsid w:val="00D965AA"/>
@@ -1521,10 +1548,10 @@
       <w:szCs w:val="56"/>
     </w:rPr>
   </w:style>
-  <w:style w:type="character" w:customStyle="1" w:styleId="TitleChar">
-    <w:name w:val="Title Char"/>
-    <w:basedOn w:val="DefaultParagraphFont"/>
-    <w:link w:val="Title"/>
+  <w:style w:type="character" w:customStyle="1" w:styleId="CmChar">
+    <w:name w:val="Cím Char"/>
+    <w:basedOn w:val="Bekezdsalapbettpusa"/>
+    <w:link w:val="Cm"/>
     <w:uiPriority w:val="10"/>
     <w:rsid w:val="00D965AA"/>
     <w:rPr>
@@ -1535,9 +1562,9 @@
       <w:szCs w:val="56"/>
     </w:rPr>
   </w:style>
-  <w:style w:type="paragraph" w:styleId="ListParagraph">
+  <w:style w:type="paragraph" w:styleId="Listaszerbekezds">
     <w:name w:val="List Paragraph"/>
-    <w:basedOn w:val="Normal"/>
+    <w:basedOn w:val="Norml"/>
     <w:uiPriority w:val="34"/>
     <w:qFormat/>
     <w:rsid w:val="001C3FAF"/>
@@ -1546,9 +1573,9 @@
       <w:contextualSpacing/>
     </w:pPr>
   </w:style>
-  <w:style w:type="character" w:styleId="Strong">
+  <w:style w:type="character" w:styleId="Kiemels2">
     <w:name w:val="Strong"/>
-    <w:basedOn w:val="DefaultParagraphFont"/>
+    <w:basedOn w:val="Bekezdsalapbettpusa"/>
     <w:uiPriority w:val="22"/>
     <w:qFormat/>
     <w:rsid w:val="001859CA"/>
@@ -1557,9 +1584,9 @@
       <w:bCs/>
     </w:rPr>
   </w:style>
-  <w:style w:type="character" w:styleId="Hyperlink">
+  <w:style w:type="character" w:styleId="Hiperhivatkozs">
     <w:name w:val="Hyperlink"/>
-    <w:basedOn w:val="DefaultParagraphFont"/>
+    <w:basedOn w:val="Bekezdsalapbettpusa"/>
     <w:uiPriority w:val="99"/>
     <w:unhideWhenUsed/>
     <w:rsid w:val="009A4A7B"/>
@@ -1568,9 +1595,9 @@
       <w:u w:val="single"/>
     </w:rPr>
   </w:style>
-  <w:style w:type="character" w:styleId="UnresolvedMention">
+  <w:style w:type="character" w:styleId="Feloldatlanmegemlts">
     <w:name w:val="Unresolved Mention"/>
-    <w:basedOn w:val="DefaultParagraphFont"/>
+    <w:basedOn w:val="Bekezdsalapbettpusa"/>
     <w:uiPriority w:val="99"/>
     <w:semiHidden/>
     <w:unhideWhenUsed/>
